--- a/downloads/documents/04 Units/Unit 03 - Human Development and Relationships - Growing Up, Getting Along/Unit 03 - Human Development and Relationships - Growing Up, Getting Along.docx
+++ b/downloads/documents/04 Units/Unit 03 - Human Development and Relationships - Growing Up, Getting Along/Unit 03 - Human Development and Relationships - Growing Up, Getting Along.docx
@@ -5455,7 +5455,7 @@
         <w:t xml:space="preserve"> </w:t>
       </w:r>
       <w:r>
-        <w:t xml:space="preserve">sentence starters for the parent card and the demo in Turkish, Portuguese, and Spanish, to be verified by a native speaker (the sheet’s own set;</w:t>
+        <w:t xml:space="preserve">sentence starters for the parent card and the demo in Spanish, to be verified by a native speaker (the sheet’s own set;</w:t>
       </w:r>
       <w:r>
         <w:t xml:space="preserve"> </w:t>
@@ -7298,7 +7298,7 @@
         <w:t xml:space="preserve">Vocabulary 03.md</w:t>
       </w:r>
       <w:r>
-        <w:t xml:space="preserve">: 47 Tier 3 terms across the four topics with a one-line student definition and columns for Turkish, Portuguese, and Spanish, to be checked by a native speaker, plus sentence starters for an I-message, for giving feedback on a skit, and for the kit demo, in all four languages. Project 03 carries its own six starters for the parent card and the demo; where the two sets overlap, the project sheet’s wording is the one printed on the handout. Lesson 3.19 adds its eight career names on the posted cards; they are not in the table.</w:t>
+        <w:t xml:space="preserve">: 47 Tier 3 terms across the four topics with a one-line student definition and a Spanish column, to be checked by a native speaker, plus sentence starters for an I-message, for giving feedback on a skit, and for the kit demo, in English and Spanish. Project 03 carries its own six starters for the parent card and the demo; where the two sets overlap, the project sheet’s wording is the one printed on the handout. Lesson 3.19 adds its eight career names on the posted cards; they are not in the table.</w:t>
       </w:r>
     </w:p>
     <w:sectPr>

--- a/downloads/documents/04 Units/Unit 03 - Human Development and Relationships - Growing Up, Getting Along/Unit 03 - Human Development and Relationships - Growing Up, Getting Along.docx
+++ b/downloads/documents/04 Units/Unit 03 - Human Development and Relationships - Growing Up, Getting Along/Unit 03 - Human Development and Relationships - Growing Up, Getting Along.docx
@@ -2925,7 +2925,7 @@
               <w:jc w:val="left"/>
             </w:pPr>
             <w:r>
-              <w:t xml:space="preserve">The Communication Performance Task (a 90-second pair exchange from a scenario card, scored on four criteria at 0 to 3 each, 12 points, with the student’s self-score turned in), in the last 25 minutes of Lesson 3.13 Day 2 (day 82); a retake is one more exchange with a new card in the first five minutes of Lesson 3.15</w:t>
+              <w:t xml:space="preserve">The Communication Performance Task (a 90-second pair exchange from a scenario card, scored on four criteria at 0 to 3 each, 12 points, with the student’s self-score turned in), in the last 30 minutes of Lesson 3.13 Day 2 (day 82); a retake is one more exchange with a new card in the first five minutes of Lesson 3.15</w:t>
             </w:r>
           </w:p>
         </w:tc>
@@ -3140,7 +3140,7 @@
         <w:t xml:space="preserve"> </w:t>
       </w:r>
       <w:r>
-        <w:t xml:space="preserve">Topic 3.1 as 3.1 (1), 3.2 (1), and 3.3 and 3.4 combined with the quiz in the last 15 minutes and the influences map as homework (1); Topic 3.2 as 3.5 (1), 3.6 in one day with the refusal steps taught and two skits performed instead of a full round (1), and 3.7 and 3.8 combined with three tools tested instead of six and the Stress Plan written as homework and scored at the next meeting (1); Topic 3.3 as 3.10 (1), 3.11 in one day (1), and 3.12 and 3.13 combined with the card sort in the first 15 minutes and the performance task in the last 25 (1); Topic 3.4 as 3.14 and 3.16 combined (1), 3.17 as written (1), and 3.18 in one day (the plan and the build from the bin in one period, the parent card as homework, the test on a partner and a one-minute demo at the table for the teacher only; Rubric 03 scored with criterion 5 from the table demo) with the unit test given as the do now of the next unit’s first day (1). Total 12. The careers walk (3.19) folds into the Unit 7 careers thread in the year version and is cut in the semester version.</w:t>
+        <w:t xml:space="preserve">Topic 3.1 as 3.1 (1), 3.2 (1), and 3.3 and 3.4 combined with the quiz in the last 15 minutes and the influences map as homework (1); Topic 3.2 as 3.5 (1), 3.6 in one day with the refusal steps taught and two skits performed instead of a full round (1), and 3.7 and 3.8 combined with three tools tested instead of six and the Stress Plan written as homework and scored at the next meeting (1); Topic 3.3 as 3.10 (1), 3.11 in one day (1), and 3.12 and 3.13 combined with the card sort in the first 15 minutes and the performance task in the last 25 (1); Topic 3.4 as 3.14 and 3.16 combined (1), 3.17 as written (1), and 3.18 in one day (the plan and the build from the bin in one period, the parent card as homework, the test on a partner and a one-minute demo at the table for the teacher only; Rubric 03 scored with criterion 5 from the table demo) with the unit test given as the do now of the next unit’s first day (1). Total 12. The careers walk (3.19) is a full lesson in the year version, where it feeds the Unit 7 careers thread; in the semester version it is cut and Unit 7 carries its content.</w:t>
       </w:r>
       <w:r>
         <w:t xml:space="preserve"> </w:t>
@@ -4631,9 +4631,9 @@
       <w:pPr>
         <w:pStyle w:val="Heading3"/>
       </w:pPr>
-      <w:bookmarkStart w:id="37" w:name="Xea1187dc4e65ddb10c6ffd602738d83b0be9c96"/>
-      <w:r>
-        <w:t xml:space="preserve">National FCS 3.0 (LEAD FCS Education, 2018 to 2028; text verbatim from the 3.0 compilation)</w:t>
+      <w:bookmarkStart w:id="37" w:name="Xbb5e99dcc8e88917d10e7f7b8086fdc1274b977"/>
+      <w:r>
+        <w:t xml:space="preserve">National FCS 3.0 (LEAD FCS Education, 2018 to 2028; descriptors paraphrased from the 3.0 compilation, crosswalk A.5)</w:t>
       </w:r>
       <w:bookmarkEnd w:id="37"/>
     </w:p>
@@ -4854,7 +4854,7 @@
         <w:pStyle w:val="Compact"/>
       </w:pPr>
       <w:r>
-        <w:t xml:space="preserve">6.1.1 Analyze family as the basic unit of society (Lesson 3.14)</w:t>
+        <w:t xml:space="preserve">6.1.1 Examine the family as the basic unit of society. (Lesson 3.14)</w:t>
       </w:r>
     </w:p>
     <w:p>
@@ -4950,7 +4950,7 @@
         <w:pStyle w:val="Compact"/>
       </w:pPr>
       <w:r>
-        <w:t xml:space="preserve">7.1.1 Explain the roles and functions of individuals engaged in family and human services careers (Lesson 3.19)</w:t>
+        <w:t xml:space="preserve">7.1.1 Explain what the people who work in family and human services careers do. (Lesson 3.19)</w:t>
       </w:r>
     </w:p>
     <w:p>
@@ -4982,7 +4982,7 @@
         <w:pStyle w:val="Compact"/>
       </w:pPr>
       <w:r>
-        <w:t xml:space="preserve">12.3.1 Analyze the role of nurturance on human growth and development. (Lesson 3.18; the HDR 1. d) row)</w:t>
+        <w:t xml:space="preserve">12.3.1 Examine how nurturing shapes human growth and development. (Lesson 3.18; the HDR 1. d) row)</w:t>
       </w:r>
     </w:p>
     <w:p>
@@ -4994,7 +4994,7 @@
         <w:pStyle w:val="Compact"/>
       </w:pPr>
       <w:r>
-        <w:t xml:space="preserve">12.3.2 Analyze the role of communication on human growth and development. (Lesson 3.18; the parent card and the story-with-props kit)</w:t>
+        <w:t xml:space="preserve">12.3.2 Examine how communication shapes human growth and development. (Lesson 3.18; the parent card and the story-with-props kit)</w:t>
       </w:r>
     </w:p>
     <w:p>
@@ -5006,7 +5006,7 @@
         <w:pStyle w:val="Compact"/>
       </w:pPr>
       <w:r>
-        <w:t xml:space="preserve">13.1.1 Analyze processes for building and maintaining interpersonal relationships. (Lessons 3.10, 3.11; the HDR 4. c) row)</w:t>
+        <w:t xml:space="preserve">13.1.1 Examine how people build and keep interpersonal relationships. (Lessons 3.10, 3.11; the HDR 4. c) row)</w:t>
       </w:r>
     </w:p>
     <w:p>
@@ -5030,7 +5030,7 @@
         <w:pStyle w:val="Compact"/>
       </w:pPr>
       <w:r>
-        <w:t xml:space="preserve">15.2.5 Apply criteria for selecting care and services for children and youth. (Lesson 3.17; the HDR 1. c) row, turned around: what a parent should ask a sitter)</w:t>
+        <w:t xml:space="preserve">15.2.5 Use a set of criteria to choose care and services for children and youth. (Lesson 3.17; the HDR 1. c) row, turned around: what a parent should ask a sitter)</w:t>
       </w:r>
     </w:p>
     <w:p>
@@ -5042,7 +5042,7 @@
         <w:pStyle w:val="Compact"/>
       </w:pPr>
       <w:r>
-        <w:t xml:space="preserve">15.1.3 Analyze influences of parenting practices on individuals, families, and society. (Lesson 3.16; the HDR 6. a) row)</w:t>
+        <w:t xml:space="preserve">15.1.3 Examine how parenting practices affect individuals, families, and society. (Lesson 3.16; the HDR 6. a) row)</w:t>
       </w:r>
     </w:p>
     <w:p>
@@ -5054,7 +5054,7 @@
         <w:pStyle w:val="Compact"/>
       </w:pPr>
       <w:r>
-        <w:t xml:space="preserve">15.1.4 Analyze societal conditions that influence parenting across the life span. (Lesson 3.16; the HDR 6. c) row)</w:t>
+        <w:t xml:space="preserve">15.1.4 Examine the conditions in society that shape parenting across the life span. (Lesson 3.16; the HDR 6. c) row)</w:t>
       </w:r>
     </w:p>
     <w:p>
@@ -5066,7 +5066,7 @@
         <w:pStyle w:val="Compact"/>
       </w:pPr>
       <w:r>
-        <w:t xml:space="preserve">6.2.1 Demonstrate awareness of multiple diversities and their effects on individuals, families, and society. (Lesson 3.14; the HDR 5. c) row)</w:t>
+        <w:t xml:space="preserve">6.2.1 Show awareness of the many kinds of diversity and how they affect individuals, families, and society. (Lesson 3.14; the HDR 5. c) row)</w:t>
       </w:r>
     </w:p>
     <w:p>
@@ -5090,7 +5090,7 @@
         <w:pStyle w:val="Compact"/>
       </w:pPr>
       <w:r>
-        <w:t xml:space="preserve">1.3.4 Analyze community resources and systems of formal and informal support available to individuals and families. (Lesson 3.16; the HDR 5. f) row)</w:t>
+        <w:t xml:space="preserve">1.3.4 Examine the community resources and the formal and informal support open to individuals and families. (Lesson 3.16; the HDR 5. f) row)</w:t>
       </w:r>
     </w:p>
     <w:p>
@@ -5102,7 +5102,7 @@
         <w:pStyle w:val="Compact"/>
       </w:pPr>
       <w:r>
-        <w:t xml:space="preserve">7.1.3 Summarize education and training requirements and opportunities for career paths in family and human services (Lesson 3.19; the pathway line)</w:t>
+        <w:t xml:space="preserve">7.1.3 Sum up the education and training that family and human services careers require and the openings they offer. (Lesson 3.19; the pathway line)</w:t>
       </w:r>
     </w:p>
     <w:p>
@@ -5114,7 +5114,7 @@
         <w:pStyle w:val="Compact"/>
       </w:pPr>
       <w:r>
-        <w:t xml:space="preserve">2.4.2 Analyze how media and technological advances influence family and consumer decisions. (Lessons 3.5, 3.6; the HDR 3. b) row)</w:t>
+        <w:t xml:space="preserve">2.4.2 Examine how media and new technology shape family and consumer decisions. (Lessons 3.5, 3.6; the HDR 3. b) row)</w:t>
       </w:r>
     </w:p>
     <w:p>
@@ -5134,7 +5134,22 @@
         <w:pStyle w:val="FirstParagraph"/>
       </w:pPr>
       <w:r>
-        <w:t xml:space="preserve">Area 4 (Education and Early Childhood): HDR 1. d) and the kit would fit competencies under 4.1, 4.3, and 4.4, but only the content standards are confirmed in the research file (crosswalk E.1:</w:t>
+        <w:t xml:space="preserve">Area 4 (Education and Early Childhood): HDR 1. d) and the kit would fit competencies under 4.1, 4.3, and 4.4, but only the content standards are confirmed in</w:t>
+      </w:r>
+      <w:r>
+        <w:t xml:space="preserve"> </w:t>
+      </w:r>
+      <w:r>
+        <w:rPr>
+          <w:rStyle w:val="VerbatimChar"/>
+        </w:rPr>
+        <w:t xml:space="preserve">02 Standards/STANDARDS SOURCES - web research.md</w:t>
+      </w:r>
+      <w:r>
+        <w:t xml:space="preserve"> </w:t>
+      </w:r>
+      <w:r>
+        <w:t xml:space="preserve">(crosswalk E.1:</w:t>
       </w:r>
       <w:r>
         <w:t xml:space="preserve"> </w:t>
@@ -5596,7 +5611,7 @@
         <w:pStyle w:val="Compact"/>
       </w:pPr>
       <w:r>
-        <w:t xml:space="preserve">Topic 3.3: the Communication Performance Task, in the last 25 minutes of Lesson 3.13 Day 2 (day 82): pairs draw a scenario card face down, perform a 90-second exchange, and are scored on the clipboard sheet on four criteria at 0 to 3 each, 12 points, with the student’s self-score turned in; topic assessments category; a retake is one more 90-second exchange with a new card in the first five minutes of Lesson 3.15. Each student is scored on their own turn.</w:t>
+        <w:t xml:space="preserve">Topic 3.3: the Communication Performance Task, in the last 30 minutes of Lesson 3.13 Day 2 (day 82): pairs draw a scenario card face down, perform a 90-second exchange, and are scored on the clipboard sheet on four criteria at 0 to 3 each, 12 points, with the student’s self-score turned in; topic assessments category; a retake is one more 90-second exchange with a new card in the first five minutes of Lesson 3.15. Each student is scored on their own turn.</w:t>
       </w:r>
     </w:p>
     <w:p>
@@ -6634,7 +6649,7 @@
         <w:pStyle w:val="BodyText"/>
       </w:pPr>
       <w:r>
-        <w:t xml:space="preserve">Unit total for one section: about $55 to $60 in consumables the first year (about $25 after that, once the card sets exist and the bin is stocked), at the $60 target. The bin is the only line a second section draws down, and most of it survives a period.</w:t>
+        <w:t xml:space="preserve">Unit total for one section: about $52 to $71 in consumables the first year (about $25 after that, once the card sets exist and the bin is stocked), around the $60 target; the build bin decides which end. The bin is the only line a second section draws down, and most of it survives a period.</w:t>
       </w:r>
     </w:p>
     <w:p>

--- a/downloads/documents/04 Units/Unit 03 - Human Development and Relationships - Growing Up, Getting Along/Unit 03 - Human Development and Relationships - Growing Up, Getting Along.docx
+++ b/downloads/documents/04 Units/Unit 03 - Human Development and Relationships - Growing Up, Getting Along/Unit 03 - Human Development and Relationships - Growing Up, Getting Along.docx
@@ -3073,7 +3073,7 @@
         <w:t xml:space="preserve"> </w:t>
       </w:r>
       <w:r>
-        <w:t xml:space="preserve">Lesson 3.1 opens with the Unit 2 close, as Step 0 of its procedure: the ClassroomStreet Round 2 standings go up by merchant number and two or three</w:t>
+        <w:t xml:space="preserve">Lesson 3.1 opens with the Unit 2 close, as Step 0 of its procedure: the Gilded Age Market Round 2 standings go up by investor number and two or three</w:t>
       </w:r>
       <w:r>
         <w:t xml:space="preserve"> </w:t>
